--- a/docs/手机查看DOCX/00_手机查看文件索引.docx
+++ b/docs/手机查看DOCX/00_手机查看文件索引.docx
@@ -20,7 +20,7 @@
           <w:rFonts w:ascii="Microsoft YaHei" w:hAnsi="Microsoft YaHei" w:eastAsia="Microsoft YaHei"/>
           <w:sz w:val="21"/>
         </w:rPr>
-        <w:t>这些文件由项目中的 Markdown 材料导出，适合在手机或微信文件里快速查看。建议演示当天优先看 01、02、03、04、05。</w:t>
+        <w:t>这些文件由项目中的 Markdown 材料导出，适合在手机或微信文件里快速查看。建议汇报前优先看 01、02、03、04、05。</w:t>
       </w:r>
     </w:p>
     <w:tbl>
@@ -122,7 +122,7 @@
                 <w:b w:val="0"/>
                 <w:sz w:val="20"/>
               </w:rPr>
-              <w:t>01_期末演示最终作战方案.docx</w:t>
+              <w:t>01_期末汇报安排.docx</w:t>
             </w:r>
           </w:p>
         </w:tc>
@@ -139,7 +139,7 @@
                 <w:b w:val="0"/>
                 <w:sz w:val="20"/>
               </w:rPr>
-              <w:t>总路线、时间表、分工、答辩口径</w:t>
+              <w:t>汇报顺序、时间表和分工</w:t>
             </w:r>
           </w:p>
         </w:tc>
@@ -175,7 +175,7 @@
                 <w:b w:val="0"/>
                 <w:sz w:val="20"/>
               </w:rPr>
-              <w:t>02_期末演示PPT逐页内容.docx</w:t>
+              <w:t>02_PPT逐页内容.docx</w:t>
             </w:r>
           </w:p>
         </w:tc>
@@ -192,7 +192,7 @@
                 <w:b w:val="0"/>
                 <w:sz w:val="20"/>
               </w:rPr>
-              <w:t>PPT 每页讲什么</w:t>
+              <w:t>PPT 每页内容</w:t>
             </w:r>
           </w:p>
         </w:tc>
@@ -228,7 +228,7 @@
                 <w:b w:val="0"/>
                 <w:sz w:val="20"/>
               </w:rPr>
-              <w:t>03_期末现场演示讲稿.docx</w:t>
+              <w:t>03_期末汇报讲稿.docx</w:t>
             </w:r>
           </w:p>
         </w:tc>
@@ -245,7 +245,7 @@
                 <w:b w:val="0"/>
                 <w:sz w:val="20"/>
               </w:rPr>
-              <w:t>现场逐段讲稿</w:t>
+              <w:t>PPT 逐页讲稿</w:t>
             </w:r>
           </w:p>
         </w:tc>
@@ -281,7 +281,7 @@
                 <w:b w:val="0"/>
                 <w:sz w:val="20"/>
               </w:rPr>
-              <w:t>04_答辩可能问题.docx</w:t>
+              <w:t>04_问答参考.docx</w:t>
             </w:r>
           </w:p>
         </w:tc>
@@ -298,7 +298,7 @@
                 <w:b w:val="0"/>
                 <w:sz w:val="20"/>
               </w:rPr>
-              <w:t>老师可能问的问题和回答口径</w:t>
+              <w:t>常见问题与回答参考</w:t>
             </w:r>
           </w:p>
         </w:tc>
@@ -334,7 +334,7 @@
                 <w:b w:val="0"/>
                 <w:sz w:val="20"/>
               </w:rPr>
-              <w:t>05_演示当天检查清单.docx</w:t>
+              <w:t>05_汇报前检查.docx</w:t>
             </w:r>
           </w:p>
         </w:tc>
@@ -351,7 +351,7 @@
                 <w:b w:val="0"/>
                 <w:sz w:val="20"/>
               </w:rPr>
-              <w:t>演示前最后检查</w:t>
+              <w:t>汇报前材料检查</w:t>
             </w:r>
           </w:p>
         </w:tc>
@@ -387,7 +387,7 @@
                 <w:b w:val="0"/>
                 <w:sz w:val="20"/>
               </w:rPr>
-              <w:t>06_期末评分项对应自检表.docx</w:t>
+              <w:t>06_评分项对照表.docx</w:t>
             </w:r>
           </w:p>
         </w:tc>
@@ -404,7 +404,7 @@
                 <w:b w:val="0"/>
                 <w:sz w:val="20"/>
               </w:rPr>
-              <w:t>对照课程评分项自查</w:t>
+              <w:t>课程评分项对照</w:t>
             </w:r>
           </w:p>
         </w:tc>
@@ -563,7 +563,7 @@
                 <w:b w:val="0"/>
                 <w:sz w:val="20"/>
               </w:rPr>
-              <w:t>江轩宇手机录屏/真机操作步骤</w:t>
+              <w:t>江轩宇手机视频操作步骤</w:t>
             </w:r>
           </w:p>
         </w:tc>
